--- a/Succession-Panel-QC.docx
+++ b/Succession-Panel-QC.docx
@@ -593,7 +593,7 @@
                 <w:sz w:val="20"/>
                 <w:szCs w:val="20"/>
               </w:rPr>
-              <w:t xml:space="preserve">71</w:t>
+              <w:t xml:space="preserve">73</w:t>
             </w:r>
           </w:p>
         </w:tc>
@@ -762,7 +762,7 @@
                 <w:sz w:val="20"/>
                 <w:szCs w:val="20"/>
               </w:rPr>
-              <w:t xml:space="preserve">223 remain; 23 suppressed</w:t>
+              <w:t xml:space="preserve">221 remain; 23 suppressed</w:t>
             </w:r>
           </w:p>
         </w:tc>
@@ -875,7 +875,7 @@
                 <w:sz w:val="20"/>
                 <w:szCs w:val="20"/>
               </w:rPr>
-              <w:t xml:space="preserve">8. is_interim reproducible from title_verbatim</w:t>
+              <w:t xml:space="preserve">8. is_interim derivable from appointment-scoped evidence</w:t>
             </w:r>
           </w:p>
         </w:tc>
@@ -883,6 +883,90 @@
           <w:tcPr>
             <w:tcW w:type="dxa" w:w="1200"/>
             <w:shd w:fill="F8F8F8" w:color="auto" w:val="clear"/>
+            <w:tcMar>
+              <w:top w:type="dxa" w:w="80"/>
+              <w:left w:type="dxa" w:w="120"/>
+              <w:bottom w:type="dxa" w:w="80"/>
+              <w:right w:type="dxa" w:w="120"/>
+            </w:tcMar>
+          </w:tcPr>
+          <w:p>
+            <w:pPr>
+              <w:spacing w:after="0" w:line="252"/>
+              <w:jc w:val="right"/>
+            </w:pPr>
+            <w:r>
+              <w:rPr>
+                <w:b/>
+                <w:bCs/>
+                <w:color w:val="1A1A1A"/>
+                <w:sz w:val="20"/>
+                <w:szCs w:val="20"/>
+              </w:rPr>
+              <w:t xml:space="preserve">PARTIAL</w:t>
+            </w:r>
+          </w:p>
+        </w:tc>
+        <w:tc>
+          <w:tcPr>
+            <w:tcW w:type="dxa" w:w="2760"/>
+            <w:shd w:fill="F8F8F8" w:color="auto" w:val="clear"/>
+            <w:tcMar>
+              <w:top w:type="dxa" w:w="80"/>
+              <w:left w:type="dxa" w:w="120"/>
+              <w:bottom w:type="dxa" w:w="80"/>
+              <w:right w:type="dxa" w:w="120"/>
+            </w:tcMar>
+          </w:tcPr>
+          <w:p>
+            <w:pPr>
+              <w:spacing w:after="0" w:line="252"/>
+              <w:jc w:val="right"/>
+            </w:pPr>
+            <w:r>
+              <w:rPr>
+                <w:b w:val="false"/>
+                <w:bCs w:val="false"/>
+                <w:color w:val="1A1A1A"/>
+                <w:sz w:val="20"/>
+                <w:szCs w:val="20"/>
+              </w:rPr>
+              <w:t xml:space="preserve">53.1% unverifiable</w:t>
+            </w:r>
+          </w:p>
+        </w:tc>
+      </w:tr>
+      <w:tr>
+        <w:tc>
+          <w:tcPr>
+            <w:tcW w:type="dxa" w:w="5400"/>
+            <w:tcMar>
+              <w:top w:type="dxa" w:w="80"/>
+              <w:left w:type="dxa" w:w="120"/>
+              <w:bottom w:type="dxa" w:w="80"/>
+              <w:right w:type="dxa" w:w="120"/>
+            </w:tcMar>
+          </w:tcPr>
+          <w:p>
+            <w:pPr>
+              <w:spacing w:after="0" w:line="252"/>
+              <w:jc w:val="left"/>
+            </w:pPr>
+            <w:r>
+              <w:rPr>
+                <w:b w:val="false"/>
+                <w:bCs w:val="false"/>
+                <w:color w:val="1A1A1A"/>
+                <w:sz w:val="20"/>
+                <w:szCs w:val="20"/>
+              </w:rPr>
+              <w:t xml:space="preserve">9. cannot_determine only after a recorded search</w:t>
+            </w:r>
+          </w:p>
+        </w:tc>
+        <w:tc>
+          <w:tcPr>
+            <w:tcW w:type="dxa" w:w="1200"/>
             <w:tcMar>
               <w:top w:type="dxa" w:w="80"/>
               <w:left w:type="dxa" w:w="120"/>
@@ -910,28 +994,27 @@
         <w:tc>
           <w:tcPr>
             <w:tcW w:type="dxa" w:w="2760"/>
-            <w:shd w:fill="F8F8F8" w:color="auto" w:val="clear"/>
-            <w:tcMar>
-              <w:top w:type="dxa" w:w="80"/>
-              <w:left w:type="dxa" w:w="120"/>
-              <w:bottom w:type="dxa" w:w="80"/>
-              <w:right w:type="dxa" w:w="120"/>
-            </w:tcMar>
-          </w:tcPr>
-          <w:p>
-            <w:pPr>
-              <w:spacing w:after="0" w:line="252"/>
-              <w:jc w:val="right"/>
-            </w:pPr>
-            <w:r>
-              <w:rPr>
-                <w:b w:val="false"/>
-                <w:bCs w:val="false"/>
-                <w:color w:val="1A1A1A"/>
-                <w:sz w:val="20"/>
-                <w:szCs w:val="20"/>
-              </w:rPr>
-              <w:t xml:space="preserve"/>
+            <w:tcMar>
+              <w:top w:type="dxa" w:w="80"/>
+              <w:left w:type="dxa" w:w="120"/>
+              <w:bottom w:type="dxa" w:w="80"/>
+              <w:right w:type="dxa" w:w="120"/>
+            </w:tcMar>
+          </w:tcPr>
+          <w:p>
+            <w:pPr>
+              <w:spacing w:after="0" w:line="252"/>
+              <w:jc w:val="right"/>
+            </w:pPr>
+            <w:r>
+              <w:rPr>
+                <w:b w:val="false"/>
+                <w:bCs w:val="false"/>
+                <w:color w:val="1A1A1A"/>
+                <w:sz w:val="20"/>
+                <w:szCs w:val="20"/>
+              </w:rPr>
+              <w:t xml:space="preserve">no row claims it</w:t>
             </w:r>
           </w:p>
         </w:tc>
@@ -940,27 +1023,113 @@
         <w:tc>
           <w:tcPr>
             <w:tcW w:type="dxa" w:w="5400"/>
-            <w:tcMar>
-              <w:top w:type="dxa" w:w="80"/>
-              <w:left w:type="dxa" w:w="120"/>
-              <w:bottom w:type="dxa" w:w="80"/>
-              <w:right w:type="dxa" w:w="120"/>
-            </w:tcMar>
-          </w:tcPr>
-          <w:p>
-            <w:pPr>
-              <w:spacing w:after="0" w:line="252"/>
-              <w:jc w:val="left"/>
-            </w:pPr>
-            <w:r>
-              <w:rPr>
-                <w:b w:val="false"/>
-                <w:bCs w:val="false"/>
-                <w:color w:val="1A1A1A"/>
-                <w:sz w:val="20"/>
-                <w:szCs w:val="20"/>
-              </w:rPr>
-              <w:t xml:space="preserve">9. cannot_determine only after a recorded search</w:t>
+            <w:shd w:fill="F8F8F8" w:color="auto" w:val="clear"/>
+            <w:tcMar>
+              <w:top w:type="dxa" w:w="80"/>
+              <w:left w:type="dxa" w:w="120"/>
+              <w:bottom w:type="dxa" w:w="80"/>
+              <w:right w:type="dxa" w:w="120"/>
+            </w:tcMar>
+          </w:tcPr>
+          <w:p>
+            <w:pPr>
+              <w:spacing w:after="0" w:line="252"/>
+              <w:jc w:val="left"/>
+            </w:pPr>
+            <w:r>
+              <w:rPr>
+                <w:b w:val="false"/>
+                <w:bCs w:val="false"/>
+                <w:color w:val="1A1A1A"/>
+                <w:sz w:val="20"/>
+                <w:szCs w:val="20"/>
+              </w:rPr>
+              <w:t xml:space="preserve">10. circumstance_confidence is not a defaulted constant</w:t>
+            </w:r>
+          </w:p>
+        </w:tc>
+        <w:tc>
+          <w:tcPr>
+            <w:tcW w:type="dxa" w:w="1200"/>
+            <w:shd w:fill="F8F8F8" w:color="auto" w:val="clear"/>
+            <w:tcMar>
+              <w:top w:type="dxa" w:w="80"/>
+              <w:left w:type="dxa" w:w="120"/>
+              <w:bottom w:type="dxa" w:w="80"/>
+              <w:right w:type="dxa" w:w="120"/>
+            </w:tcMar>
+          </w:tcPr>
+          <w:p>
+            <w:pPr>
+              <w:spacing w:after="0" w:line="252"/>
+              <w:jc w:val="right"/>
+            </w:pPr>
+            <w:r>
+              <w:rPr>
+                <w:b/>
+                <w:bCs/>
+                <w:color w:val="1A1A1A"/>
+                <w:sz w:val="20"/>
+                <w:szCs w:val="20"/>
+              </w:rPr>
+              <w:t xml:space="preserve">—</w:t>
+            </w:r>
+          </w:p>
+        </w:tc>
+        <w:tc>
+          <w:tcPr>
+            <w:tcW w:type="dxa" w:w="2760"/>
+            <w:shd w:fill="F8F8F8" w:color="auto" w:val="clear"/>
+            <w:tcMar>
+              <w:top w:type="dxa" w:w="80"/>
+              <w:left w:type="dxa" w:w="120"/>
+              <w:bottom w:type="dxa" w:w="80"/>
+              <w:right w:type="dxa" w:w="120"/>
+            </w:tcMar>
+          </w:tcPr>
+          <w:p>
+            <w:pPr>
+              <w:spacing w:after="0" w:line="252"/>
+              <w:jc w:val="right"/>
+            </w:pPr>
+            <w:r>
+              <w:rPr>
+                <w:b w:val="false"/>
+                <w:bCs w:val="false"/>
+                <w:color w:val="1A1A1A"/>
+                <w:sz w:val="20"/>
+                <w:szCs w:val="20"/>
+              </w:rPr>
+              <w:t xml:space="preserve">empty by design</w:t>
+            </w:r>
+          </w:p>
+        </w:tc>
+      </w:tr>
+      <w:tr>
+        <w:tc>
+          <w:tcPr>
+            <w:tcW w:type="dxa" w:w="5400"/>
+            <w:tcMar>
+              <w:top w:type="dxa" w:w="80"/>
+              <w:left w:type="dxa" w:w="120"/>
+              <w:bottom w:type="dxa" w:w="80"/>
+              <w:right w:type="dxa" w:w="120"/>
+            </w:tcMar>
+          </w:tcPr>
+          <w:p>
+            <w:pPr>
+              <w:spacing w:after="0" w:line="252"/>
+              <w:jc w:val="left"/>
+            </w:pPr>
+            <w:r>
+              <w:rPr>
+                <w:b w:val="false"/>
+                <w:bCs w:val="false"/>
+                <w:color w:val="1A1A1A"/>
+                <w:sz w:val="20"/>
+                <w:szCs w:val="20"/>
+              </w:rPr>
+              <w:t xml:space="preserve">11. No field is a deterministic function of its parent</w:t>
             </w:r>
           </w:p>
         </w:tc>
@@ -1014,7 +1183,7 @@
                 <w:sz w:val="20"/>
                 <w:szCs w:val="20"/>
               </w:rPr>
-              <w:t xml:space="preserve">no row claims it</w:t>
+              <w:t xml:space="preserve">unplanned_basis removed</w:t>
             </w:r>
           </w:p>
         </w:tc>
@@ -1044,7 +1213,7 @@
                 <w:sz w:val="20"/>
                 <w:szCs w:val="20"/>
               </w:rPr>
-              <w:t xml:space="preserve">10. circumstance_confidence is not a defaulted constant</w:t>
+              <w:t xml:space="preserve">15. Every appointment has a source_index</w:t>
             </w:r>
           </w:p>
         </w:tc>
@@ -1052,90 +1221,6 @@
           <w:tcPr>
             <w:tcW w:type="dxa" w:w="1200"/>
             <w:shd w:fill="F8F8F8" w:color="auto" w:val="clear"/>
-            <w:tcMar>
-              <w:top w:type="dxa" w:w="80"/>
-              <w:left w:type="dxa" w:w="120"/>
-              <w:bottom w:type="dxa" w:w="80"/>
-              <w:right w:type="dxa" w:w="120"/>
-            </w:tcMar>
-          </w:tcPr>
-          <w:p>
-            <w:pPr>
-              <w:spacing w:after="0" w:line="252"/>
-              <w:jc w:val="right"/>
-            </w:pPr>
-            <w:r>
-              <w:rPr>
-                <w:b/>
-                <w:bCs/>
-                <w:color w:val="1A1A1A"/>
-                <w:sz w:val="20"/>
-                <w:szCs w:val="20"/>
-              </w:rPr>
-              <w:t xml:space="preserve">—</w:t>
-            </w:r>
-          </w:p>
-        </w:tc>
-        <w:tc>
-          <w:tcPr>
-            <w:tcW w:type="dxa" w:w="2760"/>
-            <w:shd w:fill="F8F8F8" w:color="auto" w:val="clear"/>
-            <w:tcMar>
-              <w:top w:type="dxa" w:w="80"/>
-              <w:left w:type="dxa" w:w="120"/>
-              <w:bottom w:type="dxa" w:w="80"/>
-              <w:right w:type="dxa" w:w="120"/>
-            </w:tcMar>
-          </w:tcPr>
-          <w:p>
-            <w:pPr>
-              <w:spacing w:after="0" w:line="252"/>
-              <w:jc w:val="right"/>
-            </w:pPr>
-            <w:r>
-              <w:rPr>
-                <w:b w:val="false"/>
-                <w:bCs w:val="false"/>
-                <w:color w:val="1A1A1A"/>
-                <w:sz w:val="20"/>
-                <w:szCs w:val="20"/>
-              </w:rPr>
-              <w:t xml:space="preserve">empty by design</w:t>
-            </w:r>
-          </w:p>
-        </w:tc>
-      </w:tr>
-      <w:tr>
-        <w:tc>
-          <w:tcPr>
-            <w:tcW w:type="dxa" w:w="5400"/>
-            <w:tcMar>
-              <w:top w:type="dxa" w:w="80"/>
-              <w:left w:type="dxa" w:w="120"/>
-              <w:bottom w:type="dxa" w:w="80"/>
-              <w:right w:type="dxa" w:w="120"/>
-            </w:tcMar>
-          </w:tcPr>
-          <w:p>
-            <w:pPr>
-              <w:spacing w:after="0" w:line="252"/>
-              <w:jc w:val="left"/>
-            </w:pPr>
-            <w:r>
-              <w:rPr>
-                <w:b w:val="false"/>
-                <w:bCs w:val="false"/>
-                <w:color w:val="1A1A1A"/>
-                <w:sz w:val="20"/>
-                <w:szCs w:val="20"/>
-              </w:rPr>
-              <w:t xml:space="preserve">11. No field is a deterministic function of its parent</w:t>
-            </w:r>
-          </w:p>
-        </w:tc>
-        <w:tc>
-          <w:tcPr>
-            <w:tcW w:type="dxa" w:w="1200"/>
             <w:tcMar>
               <w:top w:type="dxa" w:w="80"/>
               <w:left w:type="dxa" w:w="120"/>
@@ -1163,27 +1248,28 @@
         <w:tc>
           <w:tcPr>
             <w:tcW w:type="dxa" w:w="2760"/>
-            <w:tcMar>
-              <w:top w:type="dxa" w:w="80"/>
-              <w:left w:type="dxa" w:w="120"/>
-              <w:bottom w:type="dxa" w:w="80"/>
-              <w:right w:type="dxa" w:w="120"/>
-            </w:tcMar>
-          </w:tcPr>
-          <w:p>
-            <w:pPr>
-              <w:spacing w:after="0" w:line="252"/>
-              <w:jc w:val="right"/>
-            </w:pPr>
-            <w:r>
-              <w:rPr>
-                <w:b w:val="false"/>
-                <w:bCs w:val="false"/>
-                <w:color w:val="1A1A1A"/>
-                <w:sz w:val="20"/>
-                <w:szCs w:val="20"/>
-              </w:rPr>
-              <w:t xml:space="preserve">unplanned_basis removed</w:t>
+            <w:shd w:fill="F8F8F8" w:color="auto" w:val="clear"/>
+            <w:tcMar>
+              <w:top w:type="dxa" w:w="80"/>
+              <w:left w:type="dxa" w:w="120"/>
+              <w:bottom w:type="dxa" w:w="80"/>
+              <w:right w:type="dxa" w:w="120"/>
+            </w:tcMar>
+          </w:tcPr>
+          <w:p>
+            <w:pPr>
+              <w:spacing w:after="0" w:line="252"/>
+              <w:jc w:val="right"/>
+            </w:pPr>
+            <w:r>
+              <w:rPr>
+                <w:b w:val="false"/>
+                <w:bCs w:val="false"/>
+                <w:color w:val="1A1A1A"/>
+                <w:sz w:val="20"/>
+                <w:szCs w:val="20"/>
+              </w:rPr>
+              <w:t xml:space="preserve"/>
             </w:r>
           </w:p>
         </w:tc>
@@ -1192,35 +1278,33 @@
         <w:tc>
           <w:tcPr>
             <w:tcW w:type="dxa" w:w="5400"/>
-            <w:shd w:fill="F8F8F8" w:color="auto" w:val="clear"/>
-            <w:tcMar>
-              <w:top w:type="dxa" w:w="80"/>
-              <w:left w:type="dxa" w:w="120"/>
-              <w:bottom w:type="dxa" w:w="80"/>
-              <w:right w:type="dxa" w:w="120"/>
-            </w:tcMar>
-          </w:tcPr>
-          <w:p>
-            <w:pPr>
-              <w:spacing w:after="0" w:line="252"/>
-              <w:jc w:val="left"/>
-            </w:pPr>
-            <w:r>
-              <w:rPr>
-                <w:b w:val="false"/>
-                <w:bCs w:val="false"/>
-                <w:color w:val="1A1A1A"/>
-                <w:sz w:val="20"/>
-                <w:szCs w:val="20"/>
-              </w:rPr>
-              <w:t xml:space="preserve">15. Every appointment has a source_index</w:t>
+            <w:tcMar>
+              <w:top w:type="dxa" w:w="80"/>
+              <w:left w:type="dxa" w:w="120"/>
+              <w:bottom w:type="dxa" w:w="80"/>
+              <w:right w:type="dxa" w:w="120"/>
+            </w:tcMar>
+          </w:tcPr>
+          <w:p>
+            <w:pPr>
+              <w:spacing w:after="0" w:line="252"/>
+              <w:jc w:val="left"/>
+            </w:pPr>
+            <w:r>
+              <w:rPr>
+                <w:b w:val="false"/>
+                <w:bCs w:val="false"/>
+                <w:color w:val="1A1A1A"/>
+                <w:sz w:val="20"/>
+                <w:szCs w:val="20"/>
+              </w:rPr>
+              <w:t xml:space="preserve">16. Each real school draws from one index, or has a merge decision</w:t>
             </w:r>
           </w:p>
         </w:tc>
         <w:tc>
           <w:tcPr>
             <w:tcW w:type="dxa" w:w="1200"/>
-            <w:shd w:fill="F8F8F8" w:color="auto" w:val="clear"/>
             <w:tcMar>
               <w:top w:type="dxa" w:w="80"/>
               <w:left w:type="dxa" w:w="120"/>
@@ -1248,111 +1332,27 @@
         <w:tc>
           <w:tcPr>
             <w:tcW w:type="dxa" w:w="2760"/>
-            <w:shd w:fill="F8F8F8" w:color="auto" w:val="clear"/>
-            <w:tcMar>
-              <w:top w:type="dxa" w:w="80"/>
-              <w:left w:type="dxa" w:w="120"/>
-              <w:bottom w:type="dxa" w:w="80"/>
-              <w:right w:type="dxa" w:w="120"/>
-            </w:tcMar>
-          </w:tcPr>
-          <w:p>
-            <w:pPr>
-              <w:spacing w:after="0" w:line="252"/>
-              <w:jc w:val="right"/>
-            </w:pPr>
-            <w:r>
-              <w:rPr>
-                <w:b w:val="false"/>
-                <w:bCs w:val="false"/>
-                <w:color w:val="1A1A1A"/>
-                <w:sz w:val="20"/>
-                <w:szCs w:val="20"/>
-              </w:rPr>
-              <w:t xml:space="preserve"/>
-            </w:r>
-          </w:p>
-        </w:tc>
-      </w:tr>
-      <w:tr>
-        <w:tc>
-          <w:tcPr>
-            <w:tcW w:type="dxa" w:w="5400"/>
-            <w:tcMar>
-              <w:top w:type="dxa" w:w="80"/>
-              <w:left w:type="dxa" w:w="120"/>
-              <w:bottom w:type="dxa" w:w="80"/>
-              <w:right w:type="dxa" w:w="120"/>
-            </w:tcMar>
-          </w:tcPr>
-          <w:p>
-            <w:pPr>
-              <w:spacing w:after="0" w:line="252"/>
-              <w:jc w:val="left"/>
-            </w:pPr>
-            <w:r>
-              <w:rPr>
-                <w:b w:val="false"/>
-                <w:bCs w:val="false"/>
-                <w:color w:val="1A1A1A"/>
-                <w:sz w:val="20"/>
-                <w:szCs w:val="20"/>
-              </w:rPr>
-              <w:t xml:space="preserve">16. No institution+school group spans two seat_ids</w:t>
-            </w:r>
-          </w:p>
-        </w:tc>
-        <w:tc>
-          <w:tcPr>
-            <w:tcW w:type="dxa" w:w="1200"/>
-            <w:tcMar>
-              <w:top w:type="dxa" w:w="80"/>
-              <w:left w:type="dxa" w:w="120"/>
-              <w:bottom w:type="dxa" w:w="80"/>
-              <w:right w:type="dxa" w:w="120"/>
-            </w:tcMar>
-          </w:tcPr>
-          <w:p>
-            <w:pPr>
-              <w:spacing w:after="0" w:line="252"/>
-              <w:jc w:val="right"/>
-            </w:pPr>
-            <w:r>
-              <w:rPr>
-                <w:b/>
-                <w:bCs/>
-                <w:color w:val="1B7F3B"/>
-                <w:sz w:val="20"/>
-                <w:szCs w:val="20"/>
-              </w:rPr>
-              <w:t xml:space="preserve">PASS</w:t>
-            </w:r>
-          </w:p>
-        </w:tc>
-        <w:tc>
-          <w:tcPr>
-            <w:tcW w:type="dxa" w:w="2760"/>
-            <w:tcMar>
-              <w:top w:type="dxa" w:w="80"/>
-              <w:left w:type="dxa" w:w="120"/>
-              <w:bottom w:type="dxa" w:w="80"/>
-              <w:right w:type="dxa" w:w="120"/>
-            </w:tcMar>
-          </w:tcPr>
-          <w:p>
-            <w:pPr>
-              <w:spacing w:after="0" w:line="252"/>
-              <w:jc w:val="right"/>
-            </w:pPr>
-            <w:r>
-              <w:rPr>
-                <w:b w:val="false"/>
-                <w:bCs w:val="false"/>
-                <w:color w:val="1A1A1A"/>
-                <w:sz w:val="20"/>
-                <w:szCs w:val="20"/>
-              </w:rPr>
-              <w:t xml:space="preserve">0</w:t>
+            <w:tcMar>
+              <w:top w:type="dxa" w:w="80"/>
+              <w:left w:type="dxa" w:w="120"/>
+              <w:bottom w:type="dxa" w:w="80"/>
+              <w:right w:type="dxa" w:w="120"/>
+            </w:tcMar>
+          </w:tcPr>
+          <w:p>
+            <w:pPr>
+              <w:spacing w:after="0" w:line="252"/>
+              <w:jc w:val="right"/>
+            </w:pPr>
+            <w:r>
+              <w:rPr>
+                <w:b w:val="false"/>
+                <w:bCs w:val="false"/>
+                <w:color w:val="1A1A1A"/>
+                <w:sz w:val="20"/>
+                <w:szCs w:val="20"/>
+              </w:rPr>
+              <w:t xml:space="preserve">0 undecided</w:t>
             </w:r>
           </w:p>
         </w:tc>
@@ -1438,7 +1438,7 @@
                 <w:sz w:val="20"/>
                 <w:szCs w:val="20"/>
               </w:rPr>
-              <w:t xml:space="preserve">42</w:t>
+              <w:t xml:space="preserve">41</w:t>
             </w:r>
           </w:p>
         </w:tc>
@@ -1946,7 +1946,7 @@
           <w:sz w:val="21"/>
           <w:szCs w:val="21"/>
         </w:rPr>
-        <w:t xml:space="preserve">The spec resolved the conflict between tests 8 and 14 in favour of test 8, keeping a frozen legacy flag alongside the re-derived one. In the event there is nothing to reconcile: </w:t>
+        <w:t xml:space="preserve">The previous build failed this test silently: </w:t>
       </w:r>
       <w:r>
         <w:rPr>
@@ -1956,7 +1956,25 @@
           <w:sz w:val="21"/>
           <w:szCs w:val="21"/>
         </w:rPr>
-        <w:t xml:space="preserve">the two flags agree on every row</w:t>
+        <w:t xml:space="preserve">is_interim</w:t>
+      </w:r>
+      <w:r>
+        <w:rPr>
+          <w:color w:val="1A1A1A"/>
+          <w:sz w:val="21"/>
+          <w:szCs w:val="21"/>
+        </w:rPr>
+        <w:t xml:space="preserve"> was copied from the legacy flag, so “zero rows disagree” was guaranteed by construction rather than discovered. The derivation now never sees the legacy flag, and there are </w:t>
+      </w:r>
+      <w:r>
+        <w:rPr>
+          <w:b/>
+          <w:bCs/>
+          <w:color w:val="1A1A1A"/>
+          <w:sz w:val="21"/>
+          <w:szCs w:val="21"/>
+        </w:rPr>
+        <w:t xml:space="preserve">27 real disagreements</w:t>
       </w:r>
       <w:r>
         <w:rPr>
@@ -2236,7 +2254,7 @@
                 <w:sz w:val="20"/>
                 <w:szCs w:val="20"/>
               </w:rPr>
-              <w:t xml:space="preserve">27.8% (206)</w:t>
+              <w:t xml:space="preserve">27.7% (205)</w:t>
             </w:r>
           </w:p>
         </w:tc>
@@ -2377,7 +2395,7 @@
                 <w:sz w:val="20"/>
                 <w:szCs w:val="20"/>
               </w:rPr>
-              <w:t xml:space="preserve">27.9% (155)</w:t>
+              <w:t xml:space="preserve">27.7% (154)</w:t>
             </w:r>
           </w:p>
         </w:tc>
@@ -2461,7 +2479,7 @@
                 <w:sz w:val="20"/>
                 <w:szCs w:val="20"/>
               </w:rPr>
-              <w:t xml:space="preserve">632</w:t>
+              <w:t xml:space="preserve">633</w:t>
             </w:r>
           </w:p>
         </w:tc>
@@ -2488,7 +2506,7 @@
                 <w:sz w:val="20"/>
                 <w:szCs w:val="20"/>
               </w:rPr>
-              <w:t xml:space="preserve">19.9% (126)</w:t>
+              <w:t xml:space="preserve">20.1% (127)</w:t>
             </w:r>
           </w:p>
         </w:tc>
@@ -2515,7 +2533,7 @@
                 <w:sz w:val="20"/>
                 <w:szCs w:val="20"/>
               </w:rPr>
-              <w:t xml:space="preserve">19.9% (126)</w:t>
+              <w:t xml:space="preserve">17.7% (112)</w:t>
             </w:r>
           </w:p>
         </w:tc>
@@ -2560,7 +2578,48 @@
           <w:sz w:val="18"/>
           <w:szCs w:val="18"/>
         </w:rPr>
-        <w:t xml:space="preserve">Rows where derived and legacy disagree: 0. The feared six-point movement was never there; the real sensitivity was ~0.13pp on R1.</w:t>
+        <w:t xml:space="preserve">Disagreements: 21 president and 3 provost rows the ETL calls interim and a plain title calls permanent; 2 dean and 1 provost rows the reverse.</w:t>
+      </w:r>
+    </w:p>
+    <w:p>
+      <w:pPr>
+        <w:spacing w:after="160" w:line="276"/>
+      </w:pPr>
+      <w:r>
+        <w:rPr>
+          <w:b/>
+          <w:bCs/>
+          <w:color w:val="1A1A1A"/>
+          <w:sz w:val="21"/>
+          <w:szCs w:val="21"/>
+        </w:rPr>
+        <w:t xml:space="preserve">These need adjudication, not correction. </w:t>
+      </w:r>
+      <w:r>
+        <w:rPr>
+          <w:color w:val="1A1A1A"/>
+          <w:sz w:val="21"/>
+          <w:szCs w:val="21"/>
+        </w:rPr>
+        <w:t xml:space="preserve">Most are a bare “President” or “Chancellor” title with silent notes against an ETL interim flag, and the ETL's origin coding may well have known something the title does not say. One is a plain error: Arizona pharmacy's </w:t>
+      </w:r>
+      <w:r>
+        <w:rPr>
+          <w:b/>
+          <w:bCs/>
+          <w:color w:val="1A1A1A"/>
+          <w:sz w:val="21"/>
+          <w:szCs w:val="21"/>
+        </w:rPr>
+        <w:t xml:space="preserve">“Acting Dean”</w:t>
+      </w:r>
+      <w:r>
+        <w:rPr>
+          <w:color w:val="1A1A1A"/>
+          <w:sz w:val="21"/>
+          <w:szCs w:val="21"/>
+        </w:rPr>
+        <w:t xml:space="preserve"> flagged permanent.</w:t>
       </w:r>
     </w:p>
     <w:p>
@@ -3041,7 +3100,7 @@
           <w:sz w:val="26"/>
           <w:szCs w:val="26"/>
         </w:rPr>
-        <w:t xml:space="preserve">Interim evidence, and one correction to the spec</w:t>
+        <w:t xml:space="preserve">Interim evidence — the audit’s §3.2 and §4.1 both need correcting</w:t>
       </w:r>
     </w:p>
     <w:p>
@@ -3050,21 +3109,21 @@
       </w:pPr>
       <w:r>
         <w:rPr>
+          <w:b/>
+          <w:bCs/>
           <w:color w:val="1A1A1A"/>
           <w:sz w:val="21"/>
           <w:szCs w:val="21"/>
         </w:rPr>
-        <w:t xml:space="preserve">Spec §3.2 estimated that piping titles alone would cover 88% of interim spells. Measured against the corpus it covers </w:t>
-      </w:r>
-      <w:r>
-        <w:rPr>
-          <w:b/>
-          <w:bCs/>
+        <w:t xml:space="preserve">53.1% of interim flags cannot be independently verified</w:t>
+      </w:r>
+      <w:r>
+        <w:rPr>
           <w:color w:val="1A1A1A"/>
           <w:sz w:val="21"/>
           <w:szCs w:val="21"/>
         </w:rPr>
-        <w:t xml:space="preserve">46%</w:t>
+        <w:t xml:space="preserve">, and that is a real limit rather than a filing error. The audit read the override rate as a misclassification and proposed reclassifying narrative evidence as derivation. Doing so and reading the matches shows why it cannot stand: </w:t>
       </w:r>
       <w:r>
         <w:rPr>
@@ -3072,7 +3131,336 @@
           <w:sz w:val="21"/>
           <w:szCs w:val="21"/>
         </w:rPr>
-        <w:t xml:space="preserve"> — the interim word sits in narrative notes rather than a title on 1,215 of them. Those are machine-readable, so they are auto-filled into interim_override_reason verbatim rather than queued as manual work.</w:t>
+        <w:t xml:space="preserve">notes</w:t>
+      </w:r>
+      <w:r>
+        <w:rPr>
+          <w:color w:val="1A1A1A"/>
+          <w:sz w:val="21"/>
+          <w:szCs w:val="21"/>
+        </w:rPr>
+        <w:t xml:space="preserve"> is not appointment-scoped.</w:t>
+      </w:r>
+    </w:p>
+    <w:tbl>
+      <w:tblPr>
+        <w:tblW w:type="dxa" w:w="9360"/>
+        <w:tblBorders>
+          <w:top w:val="single" w:color="C8C8C8" w:sz="2"/>
+          <w:left w:val="none" w:color="FFFFFF" w:sz="0"/>
+          <w:bottom w:val="single" w:color="C8C8C8" w:sz="2"/>
+          <w:right w:val="none" w:color="FFFFFF" w:sz="0"/>
+          <w:insideH w:val="single" w:color="C8C8C8" w:sz="2"/>
+          <w:insideV w:val="none" w:color="FFFFFF" w:sz="0"/>
+        </w:tblBorders>
+      </w:tblPr>
+      <w:tblGrid>
+        <w:gridCol w:w="3120"/>
+        <w:gridCol w:w="6240"/>
+      </w:tblGrid>
+      <w:tr>
+        <w:trPr>
+          <w:tblHeader/>
+        </w:trPr>
+        <w:tc>
+          <w:tcPr>
+            <w:tcW w:type="dxa" w:w="3120"/>
+            <w:shd w:fill="EFEFEF" w:color="auto" w:val="clear"/>
+            <w:tcMar>
+              <w:top w:type="dxa" w:w="80"/>
+              <w:left w:type="dxa" w:w="120"/>
+              <w:bottom w:type="dxa" w:w="80"/>
+              <w:right w:type="dxa" w:w="120"/>
+            </w:tcMar>
+          </w:tcPr>
+          <w:p>
+            <w:pPr>
+              <w:spacing w:after="0" w:line="252"/>
+              <w:jc w:val="left"/>
+            </w:pPr>
+            <w:r>
+              <w:rPr>
+                <w:b/>
+                <w:bCs/>
+                <w:color w:val="1A1A1A"/>
+                <w:sz w:val="20"/>
+                <w:szCs w:val="20"/>
+              </w:rPr>
+              <w:t xml:space="preserve">Narrative match</w:t>
+            </w:r>
+          </w:p>
+        </w:tc>
+        <w:tc>
+          <w:tcPr>
+            <w:tcW w:type="dxa" w:w="6240"/>
+            <w:shd w:fill="EFEFEF" w:color="auto" w:val="clear"/>
+            <w:tcMar>
+              <w:top w:type="dxa" w:w="80"/>
+              <w:left w:type="dxa" w:w="120"/>
+              <w:bottom w:type="dxa" w:w="80"/>
+              <w:right w:type="dxa" w:w="120"/>
+            </w:tcMar>
+          </w:tcPr>
+          <w:p>
+            <w:pPr>
+              <w:spacing w:after="0" w:line="252"/>
+              <w:jc w:val="left"/>
+            </w:pPr>
+            <w:r>
+              <w:rPr>
+                <w:b/>
+                <w:bCs/>
+                <w:color w:val="1A1A1A"/>
+                <w:sz w:val="20"/>
+                <w:szCs w:val="20"/>
+              </w:rPr>
+              <w:t xml:space="preserve">What it actually describes</w:t>
+            </w:r>
+          </w:p>
+        </w:tc>
+      </w:tr>
+      <w:tr>
+        <w:tc>
+          <w:tcPr>
+            <w:tcW w:type="dxa" w:w="3120"/>
+            <w:tcMar>
+              <w:top w:type="dxa" w:w="80"/>
+              <w:left w:type="dxa" w:w="120"/>
+              <w:bottom w:type="dxa" w:w="80"/>
+              <w:right w:type="dxa" w:w="120"/>
+            </w:tcMar>
+          </w:tcPr>
+          <w:p>
+            <w:pPr>
+              <w:spacing w:after="0" w:line="252"/>
+              <w:jc w:val="left"/>
+            </w:pPr>
+            <w:r>
+              <w:rPr>
+                <w:b w:val="false"/>
+                <w:bCs w:val="false"/>
+                <w:color w:val="1A1A1A"/>
+                <w:sz w:val="20"/>
+                <w:szCs w:val="20"/>
+              </w:rPr>
+              <w:t xml:space="preserve">“Also served as Baylor’s acting president for a year”</w:t>
+            </w:r>
+          </w:p>
+        </w:tc>
+        <w:tc>
+          <w:tcPr>
+            <w:tcW w:type="dxa" w:w="6240"/>
+            <w:tcMar>
+              <w:top w:type="dxa" w:w="80"/>
+              <w:left w:type="dxa" w:w="120"/>
+              <w:bottom w:type="dxa" w:w="80"/>
+              <w:right w:type="dxa" w:w="120"/>
+            </w:tcMar>
+          </w:tcPr>
+          <w:p>
+            <w:pPr>
+              <w:spacing w:after="0" w:line="252"/>
+              <w:jc w:val="left"/>
+            </w:pPr>
+            <w:r>
+              <w:rPr>
+                <w:b w:val="false"/>
+                <w:bCs w:val="false"/>
+                <w:color w:val="1A1A1A"/>
+                <w:sz w:val="20"/>
+                <w:szCs w:val="20"/>
+              </w:rPr>
+              <w:t xml:space="preserve">a different seat</w:t>
+            </w:r>
+          </w:p>
+        </w:tc>
+      </w:tr>
+      <w:tr>
+        <w:tc>
+          <w:tcPr>
+            <w:tcW w:type="dxa" w:w="3120"/>
+            <w:shd w:fill="F8F8F8" w:color="auto" w:val="clear"/>
+            <w:tcMar>
+              <w:top w:type="dxa" w:w="80"/>
+              <w:left w:type="dxa" w:w="120"/>
+              <w:bottom w:type="dxa" w:w="80"/>
+              <w:right w:type="dxa" w:w="120"/>
+            </w:tcMar>
+          </w:tcPr>
+          <w:p>
+            <w:pPr>
+              <w:spacing w:after="0" w:line="252"/>
+              <w:jc w:val="left"/>
+            </w:pPr>
+            <w:r>
+              <w:rPr>
+                <w:b w:val="false"/>
+                <w:bCs w:val="false"/>
+                <w:color w:val="1A1A1A"/>
+                <w:sz w:val="20"/>
+                <w:szCs w:val="20"/>
+              </w:rPr>
+              <w:t xml:space="preserve">“afterward served as interim president in 1948-49”</w:t>
+            </w:r>
+          </w:p>
+        </w:tc>
+        <w:tc>
+          <w:tcPr>
+            <w:tcW w:type="dxa" w:w="6240"/>
+            <w:shd w:fill="F8F8F8" w:color="auto" w:val="clear"/>
+            <w:tcMar>
+              <w:top w:type="dxa" w:w="80"/>
+              <w:left w:type="dxa" w:w="120"/>
+              <w:bottom w:type="dxa" w:w="80"/>
+              <w:right w:type="dxa" w:w="120"/>
+            </w:tcMar>
+          </w:tcPr>
+          <w:p>
+            <w:pPr>
+              <w:spacing w:after="0" w:line="252"/>
+              <w:jc w:val="left"/>
+            </w:pPr>
+            <w:r>
+              <w:rPr>
+                <w:b w:val="false"/>
+                <w:bCs w:val="false"/>
+                <w:color w:val="1A1A1A"/>
+                <w:sz w:val="20"/>
+                <w:szCs w:val="20"/>
+              </w:rPr>
+              <w:t xml:space="preserve">a later role</w:t>
+            </w:r>
+          </w:p>
+        </w:tc>
+      </w:tr>
+      <w:tr>
+        <w:tc>
+          <w:tcPr>
+            <w:tcW w:type="dxa" w:w="3120"/>
+            <w:tcMar>
+              <w:top w:type="dxa" w:w="80"/>
+              <w:left w:type="dxa" w:w="120"/>
+              <w:bottom w:type="dxa" w:w="80"/>
+              <w:right w:type="dxa" w:w="120"/>
+            </w:tcMar>
+          </w:tcPr>
+          <w:p>
+            <w:pPr>
+              <w:spacing w:after="0" w:line="252"/>
+              <w:jc w:val="left"/>
+            </w:pPr>
+            <w:r>
+              <w:rPr>
+                <w:b w:val="false"/>
+                <w:bCs w:val="false"/>
+                <w:color w:val="1A1A1A"/>
+                <w:sz w:val="20"/>
+                <w:szCs w:val="20"/>
+              </w:rPr>
+              <w:t xml:space="preserve">“Acting dean 1925, permanent dean from 1926”</w:t>
+            </w:r>
+          </w:p>
+        </w:tc>
+        <w:tc>
+          <w:tcPr>
+            <w:tcW w:type="dxa" w:w="6240"/>
+            <w:tcMar>
+              <w:top w:type="dxa" w:w="80"/>
+              <w:left w:type="dxa" w:w="120"/>
+              <w:bottom w:type="dxa" w:w="80"/>
+              <w:right w:type="dxa" w:w="120"/>
+            </w:tcMar>
+          </w:tcPr>
+          <w:p>
+            <w:pPr>
+              <w:spacing w:after="0" w:line="252"/>
+              <w:jc w:val="left"/>
+            </w:pPr>
+            <w:r>
+              <w:rPr>
+                <w:b w:val="false"/>
+                <w:bCs w:val="false"/>
+                <w:color w:val="1A1A1A"/>
+                <w:sz w:val="20"/>
+                <w:szCs w:val="20"/>
+              </w:rPr>
+              <w:t xml:space="preserve">this row is the permanent spell</w:t>
+            </w:r>
+          </w:p>
+        </w:tc>
+      </w:tr>
+      <w:tr>
+        <w:tc>
+          <w:tcPr>
+            <w:tcW w:type="dxa" w:w="3120"/>
+            <w:shd w:fill="F8F8F8" w:color="auto" w:val="clear"/>
+            <w:tcMar>
+              <w:top w:type="dxa" w:w="80"/>
+              <w:left w:type="dxa" w:w="120"/>
+              <w:bottom w:type="dxa" w:w="80"/>
+              <w:right w:type="dxa" w:w="120"/>
+            </w:tcMar>
+          </w:tcPr>
+          <w:p>
+            <w:pPr>
+              <w:spacing w:after="0" w:line="252"/>
+              <w:jc w:val="left"/>
+            </w:pPr>
+            <w:r>
+              <w:rPr>
+                <w:b w:val="false"/>
+                <w:bCs w:val="false"/>
+                <w:color w:val="1A1A1A"/>
+                <w:sz w:val="20"/>
+                <w:szCs w:val="20"/>
+              </w:rPr>
+              <w:t xml:space="preserve">“year ranges only, no [interim] information”</w:t>
+            </w:r>
+          </w:p>
+        </w:tc>
+        <w:tc>
+          <w:tcPr>
+            <w:tcW w:type="dxa" w:w="6240"/>
+            <w:shd w:fill="F8F8F8" w:color="auto" w:val="clear"/>
+            <w:tcMar>
+              <w:top w:type="dxa" w:w="80"/>
+              <w:left w:type="dxa" w:w="120"/>
+              <w:bottom w:type="dxa" w:w="80"/>
+              <w:right w:type="dxa" w:w="120"/>
+            </w:tcMar>
+          </w:tcPr>
+          <w:p>
+            <w:pPr>
+              <w:spacing w:after="0" w:line="252"/>
+              <w:jc w:val="left"/>
+            </w:pPr>
+            <w:r>
+              <w:rPr>
+                <w:b w:val="false"/>
+                <w:bCs w:val="false"/>
+                <w:color w:val="1A1A1A"/>
+                <w:sz w:val="20"/>
+                <w:szCs w:val="20"/>
+              </w:rPr>
+              <w:t xml:space="preserve">the source, not the appointment</w:t>
+            </w:r>
+          </w:p>
+        </w:tc>
+      </w:tr>
+    </w:tbl>
+    <w:p>
+      <w:pPr>
+        <w:spacing w:after="240" w:before="100"/>
+      </w:pPr>
+      <w:r>
+        <w:rPr>
+          <w:i/>
+          <w:iCs/>
+          <w:color w:val="5A5A5A"/>
+          <w:sz w:val="18"/>
+          <w:szCs w:val="18"/>
+        </w:rPr>
+        <w:t xml:space="preserve">Deriving from these flipped 1,292 permanent rows and pushed R2 to 43.9%. Derivation is therefore restricted to the title, which is appointment-scoped.</w:t>
       </w:r>
     </w:p>
     <w:tbl>
@@ -3176,7 +3564,7 @@
                 <w:sz w:val="20"/>
                 <w:szCs w:val="20"/>
               </w:rPr>
-              <w:t xml:space="preserve">Handling</w:t>
+              <w:t xml:space="preserve">Can it derive?</w:t>
             </w:r>
           </w:p>
         </w:tc>
@@ -3205,7 +3593,7 @@
                 <w:sz w:val="20"/>
                 <w:szCs w:val="20"/>
               </w:rPr>
-              <w:t xml:space="preserve">Title says interim/acting</w:t>
+              <w:t xml:space="preserve">Title names an interim role</w:t>
             </w:r>
           </w:p>
         </w:tc>
@@ -3232,7 +3620,7 @@
                 <w:sz w:val="20"/>
                 <w:szCs w:val="20"/>
               </w:rPr>
-              <w:t xml:space="preserve">1,051</w:t>
+              <w:t xml:space="preserve">1,047</w:t>
             </w:r>
           </w:p>
         </w:tc>
@@ -3259,7 +3647,7 @@
                 <w:sz w:val="20"/>
                 <w:szCs w:val="20"/>
               </w:rPr>
-              <w:t xml:space="preserve">derivable, no override</w:t>
+              <w:t xml:space="preserve">yes — interim</w:t>
             </w:r>
           </w:p>
         </w:tc>
@@ -3289,7 +3677,7 @@
                 <w:sz w:val="20"/>
                 <w:szCs w:val="20"/>
               </w:rPr>
-              <w:t xml:space="preserve">Narrative notes say so</w:t>
+              <w:t xml:space="preserve">Title plain, notes silent</w:t>
             </w:r>
           </w:p>
         </w:tc>
@@ -3317,7 +3705,7 @@
                 <w:sz w:val="20"/>
                 <w:szCs w:val="20"/>
               </w:rPr>
-              <w:t xml:space="preserve">936</w:t>
+              <w:t xml:space="preserve">24</w:t>
             </w:r>
           </w:p>
         </w:tc>
@@ -3345,7 +3733,7 @@
                 <w:sz w:val="20"/>
                 <w:szCs w:val="20"/>
               </w:rPr>
-              <w:t xml:space="preserve">override, reason auto-filled</w:t>
+              <w:t xml:space="preserve">yes — permanent</w:t>
             </w:r>
           </w:p>
         </w:tc>
@@ -3374,7 +3762,7 @@
                 <w:sz w:val="20"/>
                 <w:szCs w:val="20"/>
               </w:rPr>
-              <w:t xml:space="preserve">ETL origin coding only</w:t>
+              <w:t xml:space="preserve">Narrative mention, unscoped</w:t>
             </w:r>
           </w:p>
         </w:tc>
@@ -3401,7 +3789,7 @@
                 <w:sz w:val="20"/>
                 <w:szCs w:val="20"/>
               </w:rPr>
-              <w:t xml:space="preserve">208</w:t>
+              <w:t xml:space="preserve">929</w:t>
             </w:r>
           </w:p>
         </w:tc>
@@ -3428,7 +3816,7 @@
                 <w:sz w:val="20"/>
                 <w:szCs w:val="20"/>
               </w:rPr>
-              <w:t xml:space="preserve">override, code recorded</w:t>
+              <w:t xml:space="preserve">no</w:t>
             </w:r>
           </w:p>
         </w:tc>
@@ -3458,7 +3846,7 @@
                 <w:sz w:val="20"/>
                 <w:szCs w:val="20"/>
               </w:rPr>
-              <w:t xml:space="preserve">No evidence anywhere</w:t>
+              <w:t xml:space="preserve">ETL origin coding only</w:t>
             </w:r>
           </w:p>
         </w:tc>
@@ -3486,7 +3874,7 @@
                 <w:sz w:val="20"/>
                 <w:szCs w:val="20"/>
               </w:rPr>
-              <w:t xml:space="preserve">86</w:t>
+              <w:t xml:space="preserve">195</w:t>
             </w:r>
           </w:p>
         </w:tc>
@@ -3514,7 +3902,176 @@
                 <w:sz w:val="20"/>
                 <w:szCs w:val="20"/>
               </w:rPr>
-              <w:t xml:space="preserve">needs a human</w:t>
+              <w:t xml:space="preserve">no</w:t>
+            </w:r>
+          </w:p>
+        </w:tc>
+      </w:tr>
+      <w:tr>
+        <w:tc>
+          <w:tcPr>
+            <w:tcW w:type="dxa" w:w="3120"/>
+            <w:tcMar>
+              <w:top w:type="dxa" w:w="80"/>
+              <w:left w:type="dxa" w:w="120"/>
+              <w:bottom w:type="dxa" w:w="80"/>
+              <w:right w:type="dxa" w:w="120"/>
+            </w:tcMar>
+          </w:tcPr>
+          <w:p>
+            <w:pPr>
+              <w:spacing w:after="0" w:line="252"/>
+              <w:jc w:val="left"/>
+            </w:pPr>
+            <w:r>
+              <w:rPr>
+                <w:b w:val="false"/>
+                <w:bCs w:val="false"/>
+                <w:color w:val="1A1A1A"/>
+                <w:sz w:val="20"/>
+                <w:szCs w:val="20"/>
+              </w:rPr>
+              <w:t xml:space="preserve">Nothing</w:t>
+            </w:r>
+          </w:p>
+        </w:tc>
+        <w:tc>
+          <w:tcPr>
+            <w:tcW w:type="dxa" w:w="3120"/>
+            <w:tcMar>
+              <w:top w:type="dxa" w:w="80"/>
+              <w:left w:type="dxa" w:w="120"/>
+              <w:bottom w:type="dxa" w:w="80"/>
+              <w:right w:type="dxa" w:w="120"/>
+            </w:tcMar>
+          </w:tcPr>
+          <w:p>
+            <w:pPr>
+              <w:spacing w:after="0" w:line="252"/>
+              <w:jc w:val="right"/>
+            </w:pPr>
+            <w:r>
+              <w:rPr>
+                <w:b w:val="false"/>
+                <w:bCs w:val="false"/>
+                <w:color w:val="1A1A1A"/>
+                <w:sz w:val="20"/>
+                <w:szCs w:val="20"/>
+              </w:rPr>
+              <w:t xml:space="preserve">84</w:t>
+            </w:r>
+          </w:p>
+        </w:tc>
+        <w:tc>
+          <w:tcPr>
+            <w:tcW w:type="dxa" w:w="3120"/>
+            <w:tcMar>
+              <w:top w:type="dxa" w:w="80"/>
+              <w:left w:type="dxa" w:w="120"/>
+              <w:bottom w:type="dxa" w:w="80"/>
+              <w:right w:type="dxa" w:w="120"/>
+            </w:tcMar>
+          </w:tcPr>
+          <w:p>
+            <w:pPr>
+              <w:spacing w:after="0" w:line="252"/>
+              <w:jc w:val="left"/>
+            </w:pPr>
+            <w:r>
+              <w:rPr>
+                <w:b w:val="false"/>
+                <w:bCs w:val="false"/>
+                <w:color w:val="1A1A1A"/>
+                <w:sz w:val="20"/>
+                <w:szCs w:val="20"/>
+              </w:rPr>
+              <w:t xml:space="preserve">no</w:t>
+            </w:r>
+          </w:p>
+        </w:tc>
+      </w:tr>
+      <w:tr>
+        <w:tc>
+          <w:tcPr>
+            <w:tcW w:type="dxa" w:w="3120"/>
+            <w:shd w:fill="F8F8F8" w:color="auto" w:val="clear"/>
+            <w:tcMar>
+              <w:top w:type="dxa" w:w="80"/>
+              <w:left w:type="dxa" w:w="120"/>
+              <w:bottom w:type="dxa" w:w="80"/>
+              <w:right w:type="dxa" w:w="120"/>
+            </w:tcMar>
+          </w:tcPr>
+          <w:p>
+            <w:pPr>
+              <w:spacing w:after="0" w:line="252"/>
+              <w:jc w:val="left"/>
+            </w:pPr>
+            <w:r>
+              <w:rPr>
+                <w:b w:val="false"/>
+                <w:bCs w:val="false"/>
+                <w:color w:val="1A1A1A"/>
+                <w:sz w:val="20"/>
+                <w:szCs w:val="20"/>
+              </w:rPr>
+              <w:t xml:space="preserve">Compound title (collapsed spells)</w:t>
+            </w:r>
+          </w:p>
+        </w:tc>
+        <w:tc>
+          <w:tcPr>
+            <w:tcW w:type="dxa" w:w="3120"/>
+            <w:shd w:fill="F8F8F8" w:color="auto" w:val="clear"/>
+            <w:tcMar>
+              <w:top w:type="dxa" w:w="80"/>
+              <w:left w:type="dxa" w:w="120"/>
+              <w:bottom w:type="dxa" w:w="80"/>
+              <w:right w:type="dxa" w:w="120"/>
+            </w:tcMar>
+          </w:tcPr>
+          <w:p>
+            <w:pPr>
+              <w:spacing w:after="0" w:line="252"/>
+              <w:jc w:val="right"/>
+            </w:pPr>
+            <w:r>
+              <w:rPr>
+                <w:b w:val="false"/>
+                <w:bCs w:val="false"/>
+                <w:color w:val="1A1A1A"/>
+                <w:sz w:val="20"/>
+                <w:szCs w:val="20"/>
+              </w:rPr>
+              <w:t xml:space="preserve">4</w:t>
+            </w:r>
+          </w:p>
+        </w:tc>
+        <w:tc>
+          <w:tcPr>
+            <w:tcW w:type="dxa" w:w="3120"/>
+            <w:shd w:fill="F8F8F8" w:color="auto" w:val="clear"/>
+            <w:tcMar>
+              <w:top w:type="dxa" w:w="80"/>
+              <w:left w:type="dxa" w:w="120"/>
+              <w:bottom w:type="dxa" w:w="80"/>
+              <w:right w:type="dxa" w:w="120"/>
+            </w:tcMar>
+          </w:tcPr>
+          <w:p>
+            <w:pPr>
+              <w:spacing w:after="0" w:line="252"/>
+              <w:jc w:val="left"/>
+            </w:pPr>
+            <w:r>
+              <w:rPr>
+                <w:b w:val="false"/>
+                <w:bCs w:val="false"/>
+                <w:color w:val="1A1A1A"/>
+                <w:sz w:val="20"/>
+                <w:szCs w:val="20"/>
+              </w:rPr>
+              <w:t xml:space="preserve">no — needs splitting</w:t>
             </w:r>
           </w:p>
         </w:tc>
@@ -3522,17 +4079,138 @@
     </w:tbl>
     <w:p>
       <w:pPr>
-        <w:spacing w:after="240" w:before="100"/>
+        <w:spacing w:after="160" w:line="276"/>
       </w:pPr>
       <w:r>
         <w:rPr>
-          <w:i/>
-          <w:iCs/>
-          <w:color w:val="5A5A5A"/>
-          <w:sz w:val="18"/>
-          <w:szCs w:val="18"/>
-        </w:rPr>
-        <w:t xml:space="preserve">Only 86 rows genuinely need manual attention, down from the spec's estimate of 106.</w:t>
+          <w:b/>
+          <w:bCs/>
+          <w:color w:val="1A1A1A"/>
+          <w:sz w:val="21"/>
+          <w:szCs w:val="21"/>
+        </w:rPr>
+        <w:t xml:space="preserve">The audit’s §4.1 is also wrong on cause. </w:t>
+      </w:r>
+      <w:r>
+        <w:rPr>
+          <w:color w:val="1A1A1A"/>
+          <w:sz w:val="21"/>
+          <w:szCs w:val="21"/>
+        </w:rPr>
+        <w:t xml:space="preserve">It reads the empty </w:t>
+      </w:r>
+      <w:r>
+        <w:rPr>
+          <w:color w:val="1A1A1A"/>
+          <w:sz w:val="21"/>
+          <w:szCs w:val="21"/>
+        </w:rPr>
+        <w:t xml:space="preserve">title_verbatim</w:t>
+      </w:r>
+      <w:r>
+        <w:rPr>
+          <w:color w:val="1A1A1A"/>
+          <w:sz w:val="21"/>
+          <w:szCs w:val="21"/>
+        </w:rPr>
+        <w:t xml:space="preserve"> in law, medicine, veterinary, business and engineering as a wiring problem. It is not: those indexes never recorded a seat title. Their </w:t>
+      </w:r>
+      <w:r>
+        <w:rPr>
+          <w:color w:val="1A1A1A"/>
+          <w:sz w:val="21"/>
+          <w:szCs w:val="21"/>
+        </w:rPr>
+        <w:t xml:space="preserve">discipline</w:t>
+      </w:r>
+      <w:r>
+        <w:rPr>
+          <w:color w:val="1A1A1A"/>
+          <w:sz w:val="21"/>
+          <w:szCs w:val="21"/>
+        </w:rPr>
+        <w:t xml:space="preserve"> field holds the academic field (“Law”), and </w:t>
+      </w:r>
+      <w:r>
+        <w:rPr>
+          <w:color w:val="1A1A1A"/>
+          <w:sz w:val="21"/>
+          <w:szCs w:val="21"/>
+        </w:rPr>
+        <w:t xml:space="preserve">priorTitle</w:t>
+      </w:r>
+      <w:r>
+        <w:rPr>
+          <w:color w:val="1A1A1A"/>
+          <w:sz w:val="21"/>
+          <w:szCs w:val="21"/>
+        </w:rPr>
+        <w:t xml:space="preserve"> holds the person’s </w:t>
+      </w:r>
+      <w:r>
+        <w:rPr>
+          <w:b/>
+          <w:bCs/>
+          <w:color w:val="1A1A1A"/>
+          <w:sz w:val="21"/>
+          <w:szCs w:val="21"/>
+        </w:rPr>
+        <w:t xml:space="preserve">previous</w:t>
+      </w:r>
+      <w:r>
+        <w:rPr>
+          <w:color w:val="1A1A1A"/>
+          <w:sz w:val="21"/>
+          <w:szCs w:val="21"/>
+        </w:rPr>
+        <w:t xml:space="preserve"> job at a </w:t>
+      </w:r>
+      <w:r>
+        <w:rPr>
+          <w:b/>
+          <w:bCs/>
+          <w:color w:val="1A1A1A"/>
+          <w:sz w:val="21"/>
+          <w:szCs w:val="21"/>
+        </w:rPr>
+        <w:t xml:space="preserve">different</w:t>
+      </w:r>
+      <w:r>
+        <w:rPr>
+          <w:color w:val="1A1A1A"/>
+          <w:sz w:val="21"/>
+          <w:szCs w:val="21"/>
+        </w:rPr>
+        <w:t xml:space="preserve"> institution — “Dean, Suffolk University Law School” on an American University appointment. Piping that through would attribute another school’s deanship to this seat. It is a collection gap, not a pipe.</w:t>
+      </w:r>
+    </w:p>
+    <w:p>
+      <w:pPr>
+        <w:pStyle w:val="Heading1"/>
+        <w:spacing w:after="160" w:before="360"/>
+      </w:pPr>
+      <w:r>
+        <w:rPr>
+          <w:b/>
+          <w:bCs/>
+          <w:color w:val="1A1A1A"/>
+          <w:sz w:val="26"/>
+          <w:szCs w:val="26"/>
+        </w:rPr>
+        <w:t xml:space="preserve">Collapsed-spell detector</w:t>
+      </w:r>
+    </w:p>
+    <w:p>
+      <w:pPr>
+        <w:spacing w:after="160" w:line="276"/>
+      </w:pPr>
+      <w:r>
+        <w:rPr>
+          <w:color w:val="1A1A1A"/>
+          <w:sz w:val="21"/>
+          <w:szCs w:val="21"/>
+        </w:rPr>
+        <w:t xml:space="preserve">33 titles collapse several appointments into one row — 29 of them provost rows, e.g. “Dean of Faculty (1962-67); Provost (1967-71); Provost and Vice Chancellor” at NC State. Each deletes a conversion and biases the interim rate downward, which is the failure the two-row rule exists to prevent. They need splitting at source. This is now a standing check.</w:t>
       </w:r>
     </w:p>
     <w:p>
